--- a/SubPages/Security_Risk/docs/Unit2_Reflection.docx
+++ b/SubPages/Security_Risk/docs/Unit2_Reflection.docx
@@ -228,7 +228,7 @@
           <w:i w:val="false"/>
           <w:iCs w:val="false"/>
         </w:rPr>
-        <w:t xml:space="preserve">, 12(2), p. 19. Available at: </w:t>
+        <w:t xml:space="preserve">, 12(2), article 19. Available at: </w:t>
       </w:r>
       <w:hyperlink w:history="1" r:id="rIdalld8bbstq-66_sq5qfbh">
         <w:r>
@@ -305,7 +305,7 @@
           <w:i/>
           <w:iCs/>
         </w:rPr>
-        <w:t xml:space="preserve">Critical reflection in nursing and the helping professions: a user’s guide</w:t>
+        <w:t>Critical reflection for nursing and the helping professions: a user’s guide</w:t>
       </w:r>
       <w:r>
         <w:rPr>
@@ -423,7 +423,7 @@
           <w:i w:val="false"/>
           <w:iCs w:val="false"/>
         </w:rPr>
-        <w:t xml:space="preserve">, 89, p. 101659. Available at: </w:t>
+        <w:t xml:space="preserve">, 89, article 101659. Available at: </w:t>
       </w:r>
       <w:hyperlink w:history="1" r:id="rIdpwhac41qmrfkzrfxvoaly">
         <w:r>

--- a/SubPages/Security_Risk/docs/Unit2_Reflection.docx
+++ b/SubPages/Security_Risk/docs/Unit2_Reflection.docx
@@ -5,6 +5,7 @@
     <w:p>
       <w:pPr>
         <w:pStyle w:val="Title"/>
+        <w:spacing w:line="480" w:lineRule="auto"/>
       </w:pPr>
       <w:r>
         <w:t xml:space="preserve">Unit 2 Reflection: Assessment Approaches and User Participation in the Risk Management Process</w:t>
@@ -12,10 +13,11 @@
     </w:p>
     <w:p>
       <w:pPr>
-        <w:spacing w:after="80"/>
-      </w:pPr>
-      <w:r>
-        <w:rPr>
+        <w:spacing w:after="80" w:line="480" w:lineRule="auto"/>
+      </w:pPr>
+      <w:r>
+        <w:rPr>
+          <w:rFonts w:ascii="Arial" w:hAnsi="Arial" w:cs="Arial" w:eastAsia="Arial"/>
           <w:color w:val="555555"/>
         </w:rPr>
         <w:t xml:space="preserve">Ian Stevens  |  Security and Risk Management, October 2025</w:t>
@@ -23,10 +25,11 @@
     </w:p>
     <w:p>
       <w:pPr>
-        <w:spacing w:after="240"/>
-      </w:pPr>
-      <w:r>
-        <w:rPr>
+        <w:spacing w:after="240" w:line="480" w:lineRule="auto"/>
+      </w:pPr>
+      <w:r>
+        <w:rPr>
+          <w:rFonts w:ascii="Arial" w:hAnsi="Arial" w:cs="Arial" w:eastAsia="Arial"/>
           <w:i/>
           <w:iCs/>
           <w:color w:val="555555"/>
@@ -37,6 +40,7 @@
     <w:p>
       <w:pPr>
         <w:pStyle w:val="Heading1"/>
+        <w:spacing w:line="480" w:lineRule="auto"/>
       </w:pPr>
       <w:r>
         <w:t xml:space="preserve">What?</w:t>
@@ -44,7 +48,7 @@
     </w:p>
     <w:p>
       <w:pPr>
-        <w:spacing w:after="160" w:line="300"/>
+        <w:spacing w:after="160" w:line="480" w:lineRule="auto"/>
         <w:jc w:val="both"/>
       </w:pPr>
       <w:r>
@@ -52,6 +56,7 @@
       </w:r>
       <w:r>
         <w:rPr>
+          <w:rFonts w:ascii="Arial" w:hAnsi="Arial" w:cs="Arial" w:eastAsia="Arial"/>
           <w:i/>
           <w:iCs/>
           <w:highlight w:val="yellow"/>
@@ -63,6 +68,7 @@
     <w:p>
       <w:pPr>
         <w:pStyle w:val="Heading1"/>
+        <w:spacing w:line="480" w:lineRule="auto"/>
       </w:pPr>
       <w:r>
         <w:t xml:space="preserve">So what?</w:t>
@@ -70,7 +76,7 @@
     </w:p>
     <w:p>
       <w:pPr>
-        <w:spacing w:after="160" w:line="300"/>
+        <w:spacing w:after="160" w:line="480" w:lineRule="auto"/>
         <w:jc w:val="both"/>
       </w:pPr>
       <w:r>
@@ -79,7 +85,7 @@
     </w:p>
     <w:p>
       <w:pPr>
-        <w:spacing w:after="160" w:line="300"/>
+        <w:spacing w:after="160" w:line="480" w:lineRule="auto"/>
         <w:jc w:val="both"/>
       </w:pPr>
       <w:r>
@@ -88,7 +94,7 @@
     </w:p>
     <w:p>
       <w:pPr>
-        <w:spacing w:after="160" w:line="300"/>
+        <w:spacing w:after="160" w:line="480" w:lineRule="auto"/>
         <w:jc w:val="both"/>
       </w:pPr>
       <w:r>
@@ -98,6 +104,7 @@
     <w:p>
       <w:pPr>
         <w:pStyle w:val="Heading1"/>
+        <w:spacing w:line="480" w:lineRule="auto"/>
       </w:pPr>
       <w:r>
         <w:t xml:space="preserve">Now what?</w:t>
@@ -105,7 +112,7 @@
     </w:p>
     <w:p>
       <w:pPr>
-        <w:spacing w:after="160" w:line="300"/>
+        <w:spacing w:after="160" w:line="480" w:lineRule="auto"/>
         <w:jc w:val="both"/>
       </w:pPr>
       <w:r>
@@ -115,6 +122,7 @@
     <w:p>
       <w:pPr>
         <w:pStyle w:val="Heading1"/>
+        <w:spacing w:line="480" w:lineRule="auto"/>
       </w:pPr>
       <w:r>
         <w:t xml:space="preserve">References</w:t>
@@ -122,11 +130,12 @@
     </w:p>
     <w:p>
       <w:pPr>
-        <w:spacing w:after="120"/>
+        <w:spacing w:after="120" w:line="480" w:lineRule="auto"/>
         <w:ind w:left="567" w:hanging="567"/>
       </w:pPr>
       <w:r>
         <w:rPr>
+          <w:rFonts w:ascii="Arial" w:hAnsi="Arial" w:cs="Arial" w:eastAsia="Arial"/>
           <w:i w:val="false"/>
           <w:iCs w:val="false"/>
         </w:rPr>
@@ -134,6 +143,7 @@
       </w:r>
       <w:r>
         <w:rPr>
+          <w:rFonts w:ascii="Arial" w:hAnsi="Arial" w:cs="Arial" w:eastAsia="Arial"/>
           <w:i/>
           <w:iCs/>
         </w:rPr>
@@ -141,6 +151,7 @@
       </w:r>
       <w:r>
         <w:rPr>
+          <w:rFonts w:ascii="Arial" w:hAnsi="Arial" w:cs="Arial" w:eastAsia="Arial"/>
           <w:i w:val="false"/>
           <w:iCs w:val="false"/>
         </w:rPr>
@@ -150,12 +161,14 @@
         <w:r>
           <w:rPr>
             <w:rStyle w:val="Hyperlink"/>
+            <w:rFonts w:ascii="Arial" w:hAnsi="Arial" w:cs="Arial" w:eastAsia="Arial"/>
           </w:rPr>
           <w:t xml:space="preserve">https://web-ded.uta.edu/cedwebfiles/osh/library/A%20Structured%20Approach%20to%20ERM%20and%20ISO%2031000.pdf</w:t>
         </w:r>
       </w:hyperlink>
       <w:r>
         <w:rPr>
+          <w:rFonts w:ascii="Arial" w:hAnsi="Arial" w:cs="Arial" w:eastAsia="Arial"/>
           <w:i w:val="false"/>
           <w:iCs w:val="false"/>
         </w:rPr>
@@ -164,11 +177,12 @@
     </w:p>
     <w:p>
       <w:pPr>
-        <w:spacing w:after="120"/>
+        <w:spacing w:after="120" w:line="480" w:lineRule="auto"/>
         <w:ind w:left="567" w:hanging="567"/>
       </w:pPr>
       <w:r>
         <w:rPr>
+          <w:rFonts w:ascii="Arial" w:hAnsi="Arial" w:cs="Arial" w:eastAsia="Arial"/>
           <w:i w:val="false"/>
           <w:iCs w:val="false"/>
         </w:rPr>
@@ -176,6 +190,7 @@
       </w:r>
       <w:r>
         <w:rPr>
+          <w:rFonts w:ascii="Arial" w:hAnsi="Arial" w:cs="Arial" w:eastAsia="Arial"/>
           <w:i/>
           <w:iCs/>
         </w:rPr>
@@ -183,6 +198,7 @@
       </w:r>
       <w:r>
         <w:rPr>
+          <w:rFonts w:ascii="Arial" w:hAnsi="Arial" w:cs="Arial" w:eastAsia="Arial"/>
           <w:i w:val="false"/>
           <w:iCs w:val="false"/>
         </w:rPr>
@@ -192,12 +208,14 @@
         <w:r>
           <w:rPr>
             <w:rStyle w:val="Hyperlink"/>
+            <w:rFonts w:ascii="Arial" w:hAnsi="Arial" w:cs="Arial" w:eastAsia="Arial"/>
           </w:rPr>
           <w:t xml:space="preserve">https://doi.org/10.1111/j.1539-6924.2008.01030.x</w:t>
         </w:r>
       </w:hyperlink>
       <w:r>
         <w:rPr>
+          <w:rFonts w:ascii="Arial" w:hAnsi="Arial" w:cs="Arial" w:eastAsia="Arial"/>
           <w:i w:val="false"/>
           <w:iCs w:val="false"/>
         </w:rPr>
@@ -206,11 +224,12 @@
     </w:p>
     <w:p>
       <w:pPr>
-        <w:spacing w:after="120"/>
+        <w:spacing w:after="120" w:line="480" w:lineRule="auto"/>
         <w:ind w:left="567" w:hanging="567"/>
       </w:pPr>
       <w:r>
         <w:rPr>
+          <w:rFonts w:ascii="Arial" w:hAnsi="Arial" w:cs="Arial" w:eastAsia="Arial"/>
           <w:i w:val="false"/>
           <w:iCs w:val="false"/>
         </w:rPr>
@@ -218,6 +237,7 @@
       </w:r>
       <w:r>
         <w:rPr>
+          <w:rFonts w:ascii="Arial" w:hAnsi="Arial" w:cs="Arial" w:eastAsia="Arial"/>
           <w:i/>
           <w:iCs/>
         </w:rPr>
@@ -225,6 +245,7 @@
       </w:r>
       <w:r>
         <w:rPr>
+          <w:rFonts w:ascii="Arial" w:hAnsi="Arial" w:cs="Arial" w:eastAsia="Arial"/>
           <w:i w:val="false"/>
           <w:iCs w:val="false"/>
         </w:rPr>
@@ -234,12 +255,14 @@
         <w:r>
           <w:rPr>
             <w:rStyle w:val="Hyperlink"/>
+            <w:rFonts w:ascii="Arial" w:hAnsi="Arial" w:cs="Arial" w:eastAsia="Arial"/>
           </w:rPr>
           <w:t xml:space="preserve">https://doi.org/10.3390/risks12020019</w:t>
         </w:r>
       </w:hyperlink>
       <w:r>
         <w:rPr>
+          <w:rFonts w:ascii="Arial" w:hAnsi="Arial" w:cs="Arial" w:eastAsia="Arial"/>
           <w:i w:val="false"/>
           <w:iCs w:val="false"/>
         </w:rPr>
@@ -248,11 +271,12 @@
     </w:p>
     <w:p>
       <w:pPr>
-        <w:spacing w:after="120"/>
+        <w:spacing w:after="120" w:line="480" w:lineRule="auto"/>
         <w:ind w:left="567" w:hanging="567"/>
       </w:pPr>
       <w:r>
         <w:rPr>
+          <w:rFonts w:ascii="Arial" w:hAnsi="Arial" w:cs="Arial" w:eastAsia="Arial"/>
           <w:i w:val="false"/>
           <w:iCs w:val="false"/>
         </w:rPr>
@@ -260,6 +284,7 @@
       </w:r>
       <w:r>
         <w:rPr>
+          <w:rFonts w:ascii="Arial" w:hAnsi="Arial" w:cs="Arial" w:eastAsia="Arial"/>
           <w:i/>
           <w:iCs/>
         </w:rPr>
@@ -267,6 +292,7 @@
       </w:r>
       <w:r>
         <w:rPr>
+          <w:rFonts w:ascii="Arial" w:hAnsi="Arial" w:cs="Arial" w:eastAsia="Arial"/>
           <w:i w:val="false"/>
           <w:iCs w:val="false"/>
         </w:rPr>
@@ -276,12 +302,14 @@
         <w:r>
           <w:rPr>
             <w:rStyle w:val="Hyperlink"/>
+            <w:rFonts w:ascii="Arial" w:hAnsi="Arial" w:cs="Arial" w:eastAsia="Arial"/>
           </w:rPr>
           <w:t xml:space="preserve">https://doi.org/10.14512/gaia.30.1.6</w:t>
         </w:r>
       </w:hyperlink>
       <w:r>
         <w:rPr>
+          <w:rFonts w:ascii="Arial" w:hAnsi="Arial" w:cs="Arial" w:eastAsia="Arial"/>
           <w:i w:val="false"/>
           <w:iCs w:val="false"/>
         </w:rPr>
@@ -290,11 +318,12 @@
     </w:p>
     <w:p>
       <w:pPr>
-        <w:spacing w:after="120"/>
+        <w:spacing w:after="120" w:line="480" w:lineRule="auto"/>
         <w:ind w:left="567" w:hanging="567"/>
       </w:pPr>
       <w:r>
         <w:rPr>
+          <w:rFonts w:ascii="Arial" w:hAnsi="Arial" w:cs="Arial" w:eastAsia="Arial"/>
           <w:i w:val="false"/>
           <w:iCs w:val="false"/>
         </w:rPr>
@@ -302,6 +331,7 @@
       </w:r>
       <w:r>
         <w:rPr>
+          <w:rFonts w:ascii="Arial" w:hAnsi="Arial" w:cs="Arial" w:eastAsia="Arial"/>
           <w:i/>
           <w:iCs/>
         </w:rPr>
@@ -309,6 +339,7 @@
       </w:r>
       <w:r>
         <w:rPr>
+          <w:rFonts w:ascii="Arial" w:hAnsi="Arial" w:cs="Arial" w:eastAsia="Arial"/>
           <w:i w:val="false"/>
           <w:iCs w:val="false"/>
         </w:rPr>
@@ -317,11 +348,12 @@
     </w:p>
     <w:p>
       <w:pPr>
-        <w:spacing w:after="120"/>
+        <w:spacing w:after="120" w:line="480" w:lineRule="auto"/>
         <w:ind w:left="567" w:hanging="567"/>
       </w:pPr>
       <w:r>
         <w:rPr>
+          <w:rFonts w:ascii="Arial" w:hAnsi="Arial" w:cs="Arial" w:eastAsia="Arial"/>
           <w:i w:val="false"/>
           <w:iCs w:val="false"/>
         </w:rPr>
@@ -329,6 +361,7 @@
       </w:r>
       <w:r>
         <w:rPr>
+          <w:rFonts w:ascii="Arial" w:hAnsi="Arial" w:cs="Arial" w:eastAsia="Arial"/>
           <w:i/>
           <w:iCs/>
         </w:rPr>
@@ -336,6 +369,7 @@
       </w:r>
       <w:r>
         <w:rPr>
+          <w:rFonts w:ascii="Arial" w:hAnsi="Arial" w:cs="Arial" w:eastAsia="Arial"/>
           <w:i w:val="false"/>
           <w:iCs w:val="false"/>
         </w:rPr>
@@ -345,12 +379,14 @@
         <w:r>
           <w:rPr>
             <w:rStyle w:val="Hyperlink"/>
+            <w:rFonts w:ascii="Arial" w:hAnsi="Arial" w:cs="Arial" w:eastAsia="Arial"/>
           </w:rPr>
           <w:t xml:space="preserve">https://www.schneier.com/wp-content/uploads/2016/02/paper-secure-methodology.pdf</w:t>
         </w:r>
       </w:hyperlink>
       <w:r>
         <w:rPr>
+          <w:rFonts w:ascii="Arial" w:hAnsi="Arial" w:cs="Arial" w:eastAsia="Arial"/>
           <w:i w:val="false"/>
           <w:iCs w:val="false"/>
         </w:rPr>
@@ -359,11 +395,12 @@
     </w:p>
     <w:p>
       <w:pPr>
-        <w:spacing w:after="120"/>
+        <w:spacing w:after="120" w:line="480" w:lineRule="auto"/>
         <w:ind w:left="567" w:hanging="567"/>
       </w:pPr>
       <w:r>
         <w:rPr>
+          <w:rFonts w:ascii="Arial" w:hAnsi="Arial" w:cs="Arial" w:eastAsia="Arial"/>
           <w:i w:val="false"/>
           <w:iCs w:val="false"/>
         </w:rPr>
@@ -371,6 +408,7 @@
       </w:r>
       <w:r>
         <w:rPr>
+          <w:rFonts w:ascii="Arial" w:hAnsi="Arial" w:cs="Arial" w:eastAsia="Arial"/>
           <w:i/>
           <w:iCs/>
         </w:rPr>
@@ -378,6 +416,7 @@
       </w:r>
       <w:r>
         <w:rPr>
+          <w:rFonts w:ascii="Arial" w:hAnsi="Arial" w:cs="Arial" w:eastAsia="Arial"/>
           <w:i w:val="false"/>
           <w:iCs w:val="false"/>
         </w:rPr>
@@ -387,12 +426,14 @@
         <w:r>
           <w:rPr>
             <w:rStyle w:val="Hyperlink"/>
+            <w:rFonts w:ascii="Arial" w:hAnsi="Arial" w:cs="Arial" w:eastAsia="Arial"/>
           </w:rPr>
           <w:t xml:space="preserve">https://blog.opengroup.org/2018/03/29/introducing-the-open-group-open-fair-risk-analysis-tool/</w:t>
         </w:r>
       </w:hyperlink>
       <w:r>
         <w:rPr>
+          <w:rFonts w:ascii="Arial" w:hAnsi="Arial" w:cs="Arial" w:eastAsia="Arial"/>
           <w:i w:val="false"/>
           <w:iCs w:val="false"/>
         </w:rPr>
@@ -401,11 +442,12 @@
     </w:p>
     <w:p>
       <w:pPr>
-        <w:spacing w:after="120"/>
+        <w:spacing w:after="120" w:line="480" w:lineRule="auto"/>
         <w:ind w:left="567" w:hanging="567"/>
       </w:pPr>
       <w:r>
         <w:rPr>
+          <w:rFonts w:ascii="Arial" w:hAnsi="Arial" w:cs="Arial" w:eastAsia="Arial"/>
           <w:i w:val="false"/>
           <w:iCs w:val="false"/>
         </w:rPr>
@@ -413,6 +455,7 @@
       </w:r>
       <w:r>
         <w:rPr>
+          <w:rFonts w:ascii="Arial" w:hAnsi="Arial" w:cs="Arial" w:eastAsia="Arial"/>
           <w:i/>
           <w:iCs/>
         </w:rPr>
@@ -420,6 +463,7 @@
       </w:r>
       <w:r>
         <w:rPr>
+          <w:rFonts w:ascii="Arial" w:hAnsi="Arial" w:cs="Arial" w:eastAsia="Arial"/>
           <w:i w:val="false"/>
           <w:iCs w:val="false"/>
         </w:rPr>
@@ -429,12 +473,14 @@
         <w:r>
           <w:rPr>
             <w:rStyle w:val="Hyperlink"/>
+            <w:rFonts w:ascii="Arial" w:hAnsi="Arial" w:cs="Arial" w:eastAsia="Arial"/>
           </w:rPr>
           <w:t xml:space="preserve">https://doi.org/10.1016/j.cose.2019.101659</w:t>
         </w:r>
       </w:hyperlink>
       <w:r>
         <w:rPr>
+          <w:rFonts w:ascii="Arial" w:hAnsi="Arial" w:cs="Arial" w:eastAsia="Arial"/>
           <w:i w:val="false"/>
           <w:iCs w:val="false"/>
         </w:rPr>
@@ -442,7 +488,8 @@
       </w:r>
     </w:p>
     <w:sectPr>
-      <w:pgSz w:w="11906" w:h="16838" w:orient="portrait"/>
+      <w:footerReference w:type="default" r:id="rId7"/>
+      <w:pgSz w:w="11906" w:h="16838"/>
       <w:pgMar w:top="1440" w:right="1440" w:bottom="1440" w:left="1440" w:header="708" w:footer="708" w:gutter="0"/>
       <w:pgNumType/>
       <w:docGrid w:linePitch="360"/>
@@ -490,6 +537,58 @@
     </w:p>
   </w:endnote>
 </w:endnotes>
+</file>
+
+<file path=word/footer1.xml><?xml version="1.0" encoding="utf-8"?>
+<w:ftr xmlns:m="http://schemas.openxmlformats.org/officeDocument/2006/math" xmlns:mc="http://schemas.openxmlformats.org/markup-compatibility/2006" xmlns:mo="http://schemas.microsoft.com/office/mac/office/2008/main" xmlns:mv="urn:schemas-microsoft-com:mac:vml" xmlns:o="urn:schemas-microsoft-com:office:office" xmlns:r="http://schemas.openxmlformats.org/officeDocument/2006/relationships" xmlns:v="urn:schemas-microsoft-com:vml" xmlns:w10="urn:schemas-microsoft-com:office:word" xmlns:w14="http://schemas.microsoft.com/office/word/2010/wordml" xmlns:w="http://schemas.openxmlformats.org/wordprocessingml/2006/main" xmlns:wne="http://schemas.microsoft.com/office/word/2006/wordml" xmlns:wp14="http://schemas.microsoft.com/office/word/2010/wordprocessingDrawing" xmlns:wp="http://schemas.openxmlformats.org/drawingml/2006/wordprocessingDrawing" xmlns:wpc="http://schemas.microsoft.com/office/word/2010/wordprocessingCanvas" xmlns:wpg="http://schemas.microsoft.com/office/word/2010/wordprocessingGroup" xmlns:wpi="http://schemas.microsoft.com/office/word/2010/wordprocessingInk" xmlns:wps="http://schemas.microsoft.com/office/word/2010/wordprocessingShape" mc:Ignorable="w14 wp14">
+  <w:p>
+    <w:pPr>
+      <w:pStyle w:val="Footer"/>
+      <w:spacing w:line="240" w:lineRule="auto"/>
+      <w:jc w:val="center"/>
+    </w:pPr>
+    <w:r>
+      <w:rPr>
+        <w:rFonts w:ascii="Arial" w:hAnsi="Arial" w:cs="Arial" w:eastAsia="Arial"/>
+        <w:sz w:val="24"/>
+        <w:szCs w:val="24"/>
+      </w:rPr>
+      <w:fldChar w:fldCharType="begin"/>
+    </w:r>
+    <w:r>
+      <w:rPr>
+        <w:rFonts w:ascii="Arial" w:hAnsi="Arial" w:cs="Arial" w:eastAsia="Arial"/>
+        <w:sz w:val="24"/>
+        <w:szCs w:val="24"/>
+      </w:rPr>
+      <w:instrText xml:space="preserve"> PAGE </w:instrText>
+    </w:r>
+    <w:r>
+      <w:rPr>
+        <w:rFonts w:ascii="Arial" w:hAnsi="Arial" w:cs="Arial" w:eastAsia="Arial"/>
+        <w:sz w:val="24"/>
+        <w:szCs w:val="24"/>
+      </w:rPr>
+      <w:fldChar w:fldCharType="separate"/>
+    </w:r>
+    <w:r>
+      <w:rPr>
+        <w:rFonts w:ascii="Arial" w:hAnsi="Arial" w:cs="Arial" w:eastAsia="Arial"/>
+        <w:sz w:val="24"/>
+        <w:szCs w:val="24"/>
+      </w:rPr>
+      <w:t>1</w:t>
+    </w:r>
+    <w:r>
+      <w:rPr>
+        <w:rFonts w:ascii="Arial" w:hAnsi="Arial" w:cs="Arial" w:eastAsia="Arial"/>
+        <w:sz w:val="24"/>
+        <w:szCs w:val="24"/>
+      </w:rPr>
+      <w:fldChar w:fldCharType="end"/>
+    </w:r>
+  </w:p>
+</w:ftr>
 </file>
 
 <file path=word/footnotes.xml><?xml version="1.0" encoding="utf-8"?>
@@ -629,12 +728,16 @@
   <w:docDefaults>
     <w:rPrDefault>
       <w:rPr>
-        <w:rFonts w:ascii="Calibri" w:cs="Calibri" w:eastAsia="Calibri" w:hAnsi="Calibri"/>
-        <w:sz w:val="23"/>
-        <w:szCs w:val="23"/>
+        <w:rFonts w:ascii="Arial" w:hAnsi="Arial" w:cs="Arial" w:eastAsia="Arial"/>
+        <w:sz w:val="24"/>
+        <w:szCs w:val="24"/>
       </w:rPr>
     </w:rPrDefault>
-    <w:pPrDefault/>
+    <w:pPrDefault>
+      <w:pPr>
+        <w:spacing w:line="480" w:lineRule="auto"/>
+      </w:pPr>
+    </w:pPrDefault>
   </w:docDefaults>
   <w:style w:type="paragraph" w:styleId="Title">
     <w:name w:val="Title"/>
@@ -642,8 +745,10 @@
     <w:next w:val="Normal"/>
     <w:qFormat/>
     <w:rPr>
-      <w:sz w:val="56"/>
-      <w:szCs w:val="56"/>
+      <w:rFonts w:ascii="Arial" w:hAnsi="Arial" w:cs="Arial" w:eastAsia="Arial"/>
+      <w:b/>
+      <w:sz w:val="24"/>
+      <w:szCs w:val="24"/>
     </w:rPr>
   </w:style>
   <w:style w:type="paragraph" w:styleId="Heading1">
@@ -652,9 +757,11 @@
     <w:next w:val="Normal"/>
     <w:qFormat/>
     <w:rPr>
+      <w:rFonts w:ascii="Arial" w:hAnsi="Arial" w:cs="Arial" w:eastAsia="Arial"/>
+      <w:b/>
       <w:color w:val="2E74B5"/>
-      <w:sz w:val="32"/>
-      <w:szCs w:val="32"/>
+      <w:sz w:val="24"/>
+      <w:szCs w:val="24"/>
     </w:rPr>
   </w:style>
   <w:style w:type="paragraph" w:styleId="Heading2">
@@ -663,9 +770,12 @@
     <w:next w:val="Normal"/>
     <w:qFormat/>
     <w:rPr>
+      <w:rFonts w:ascii="Arial" w:hAnsi="Arial" w:cs="Arial" w:eastAsia="Arial"/>
+      <w:b/>
+      <w:i/>
       <w:color w:val="2E74B5"/>
-      <w:sz w:val="26"/>
-      <w:szCs w:val="26"/>
+      <w:sz w:val="24"/>
+      <w:szCs w:val="24"/>
     </w:rPr>
   </w:style>
   <w:style w:type="paragraph" w:styleId="Heading3">
@@ -674,6 +784,9 @@
     <w:next w:val="Normal"/>
     <w:qFormat/>
     <w:rPr>
+      <w:rFonts w:ascii="Arial" w:hAnsi="Arial" w:cs="Arial" w:eastAsia="Arial"/>
+      <w:b/>
+      <w:i/>
       <w:color w:val="1F4D78"/>
       <w:sz w:val="24"/>
       <w:szCs w:val="24"/>
@@ -685,6 +798,7 @@
     <w:next w:val="Normal"/>
     <w:qFormat/>
     <w:rPr>
+      <w:rFonts w:ascii="Arial" w:hAnsi="Arial" w:cs="Arial" w:eastAsia="Arial"/>
       <w:i/>
       <w:iCs/>
       <w:color w:val="2E74B5"/>
@@ -696,6 +810,7 @@
     <w:next w:val="Normal"/>
     <w:qFormat/>
     <w:rPr>
+      <w:rFonts w:ascii="Arial" w:hAnsi="Arial" w:cs="Arial" w:eastAsia="Arial"/>
       <w:color w:val="2E74B5"/>
     </w:rPr>
   </w:style>
@@ -705,6 +820,7 @@
     <w:next w:val="Normal"/>
     <w:qFormat/>
     <w:rPr>
+      <w:rFonts w:ascii="Arial" w:hAnsi="Arial" w:cs="Arial" w:eastAsia="Arial"/>
       <w:color w:val="1F4D78"/>
     </w:rPr>
   </w:style>
@@ -714,6 +830,7 @@
     <w:next w:val="Normal"/>
     <w:qFormat/>
     <w:rPr>
+      <w:rFonts w:ascii="Arial" w:hAnsi="Arial" w:cs="Arial" w:eastAsia="Arial"/>
       <w:b/>
       <w:bCs/>
     </w:rPr>
@@ -729,6 +846,7 @@
     <w:uiPriority w:val="99"/>
     <w:unhideWhenUsed/>
     <w:rPr>
+      <w:rFonts w:ascii="Arial" w:hAnsi="Arial" w:cs="Arial" w:eastAsia="Arial"/>
       <w:color w:val="0563C1"/>
       <w:u w:val="single"/>
     </w:rPr>
@@ -740,6 +858,7 @@
     <w:semiHidden/>
     <w:unhideWhenUsed/>
     <w:rPr>
+      <w:rFonts w:ascii="Arial" w:hAnsi="Arial" w:cs="Arial" w:eastAsia="Arial"/>
       <w:vertAlign w:val="superscript"/>
     </w:rPr>
   </w:style>
@@ -751,11 +870,12 @@
     <w:semiHidden/>
     <w:unhideWhenUsed/>
     <w:pPr>
-      <w:spacing w:after="0" w:line="240" w:lineRule="auto"/>
+      <w:spacing w:after="0" w:line="480" w:lineRule="auto"/>
     </w:pPr>
     <w:rPr>
-      <w:sz w:val="20"/>
-      <w:szCs w:val="20"/>
+      <w:rFonts w:ascii="Arial" w:hAnsi="Arial" w:cs="Arial" w:eastAsia="Arial"/>
+      <w:sz w:val="24"/>
+      <w:szCs w:val="24"/>
     </w:rPr>
   </w:style>
   <w:style w:type="character" w:styleId="FootnoteTextChar">
@@ -766,8 +886,9 @@
     <w:semiHidden/>
     <w:unhideWhenUsed/>
     <w:rPr>
-      <w:sz w:val="20"/>
-      <w:szCs w:val="20"/>
+      <w:rFonts w:ascii="Arial" w:hAnsi="Arial" w:cs="Arial" w:eastAsia="Arial"/>
+      <w:sz w:val="24"/>
+      <w:szCs w:val="24"/>
     </w:rPr>
   </w:style>
   <w:style w:type="character" w:styleId="EndnoteReference">
@@ -777,6 +898,7 @@
     <w:semiHidden/>
     <w:unhideWhenUsed/>
     <w:rPr>
+      <w:rFonts w:ascii="Arial" w:hAnsi="Arial" w:cs="Arial" w:eastAsia="Arial"/>
       <w:vertAlign w:val="superscript"/>
     </w:rPr>
   </w:style>
@@ -788,11 +910,12 @@
     <w:semiHidden/>
     <w:unhideWhenUsed/>
     <w:pPr>
-      <w:spacing w:after="0" w:line="240" w:lineRule="auto"/>
+      <w:spacing w:after="0" w:line="480" w:lineRule="auto"/>
     </w:pPr>
     <w:rPr>
-      <w:sz w:val="20"/>
-      <w:szCs w:val="20"/>
+      <w:rFonts w:ascii="Arial" w:hAnsi="Arial" w:cs="Arial" w:eastAsia="Arial"/>
+      <w:sz w:val="24"/>
+      <w:szCs w:val="24"/>
     </w:rPr>
   </w:style>
   <w:style w:type="character" w:styleId="EndnoteTextChar">
@@ -803,8 +926,9 @@
     <w:semiHidden/>
     <w:unhideWhenUsed/>
     <w:rPr>
-      <w:sz w:val="20"/>
-      <w:szCs w:val="20"/>
+      <w:rFonts w:ascii="Arial" w:hAnsi="Arial" w:cs="Arial" w:eastAsia="Arial"/>
+      <w:sz w:val="24"/>
+      <w:szCs w:val="24"/>
     </w:rPr>
   </w:style>
   <w:style w:type="paragraph" w:styleId="Title">
@@ -814,12 +938,12 @@
       <w:spacing w:after="120"/>
     </w:pPr>
     <w:rPr>
-      <w:rFonts w:ascii="Calibri" w:cs="Calibri" w:eastAsia="Calibri" w:hAnsi="Calibri"/>
+      <w:rFonts w:ascii="Arial" w:hAnsi="Arial" w:cs="Arial" w:eastAsia="Arial"/>
       <w:b/>
       <w:bCs/>
       <w:color w:val="1F3864"/>
-      <w:sz w:val="34"/>
-      <w:szCs w:val="34"/>
+      <w:sz w:val="24"/>
+      <w:szCs w:val="24"/>
     </w:rPr>
   </w:style>
   <w:style w:type="paragraph" w:styleId="Heading1">
@@ -832,12 +956,12 @@
       <w:outlineLvl w:val="0"/>
     </w:pPr>
     <w:rPr>
-      <w:rFonts w:ascii="Calibri" w:cs="Calibri" w:eastAsia="Calibri" w:hAnsi="Calibri"/>
+      <w:rFonts w:ascii="Arial" w:hAnsi="Arial" w:cs="Arial" w:eastAsia="Arial"/>
       <w:b/>
       <w:bCs/>
       <w:color w:val="1F3864"/>
-      <w:sz w:val="27"/>
-      <w:szCs w:val="27"/>
+      <w:sz w:val="24"/>
+      <w:szCs w:val="24"/>
     </w:rPr>
   </w:style>
 </w:styles>
